--- a/paper/dist/ids2018-esnn-paper.docx
+++ b/paper/dist/ids2018-esnn-paper.docx
@@ -9797,7 +9797,7 @@
         </m:r>
       </m:oMath>
       <w:r>
-        <w:t xml:space="preserve">); it which feeds the same spike codes to a dense network and is cheaper under every cost model in Table </w:t>
+        <w:t xml:space="preserve">); it feeds the same spike codes to a dense network and is cheaper under every cost model in Table </w:t>
       </w:r>
       <w:hyperlink w:anchor="tab:loihi">
         <w:r>
